--- a/user_guides/individual_programs/tempo_analyzer/Tempo_Analyzer_User_Guide.docx
+++ b/user_guides/individual_programs/tempo_analyzer/Tempo_Analyzer_User_Guide.docx
@@ -168,7 +168,7 @@
         <w:t xml:space="preserve">Parallel processing: </w:t>
       </w:r>
       <w:r>
-        <w:t>4 concurrent worker slots show live per-file progress.</w:t>
+        <w:t>Up to 8 concurrent worker slots show live per-file progress.</w:t>
       </w:r>
     </w:p>
     <w:p>
@@ -344,7 +344,7 @@
           </w:tcPr>
           <w:p>
             <w:r>
-              <w:t>Multi-core recommended (4+ workers for full parallel performance)</w:t>
+              <w:t>Multi-core recommended (up to 8 workers for full parallel performance)</w:t>
             </w:r>
           </w:p>
         </w:tc>
@@ -2478,7 +2478,7 @@
         <w:pStyle w:val="ListBullet"/>
       </w:pPr>
       <w:r>
-        <w:t>Worker status panel showing all 4 parallel workers and the file each is currently processing</w:t>
+        <w:t>Worker status panel showing up to 8 parallel workers and the file each is currently processing</w:t>
       </w:r>
     </w:p>
     <w:p>
@@ -4250,7 +4250,7 @@
           </w:tcPr>
           <w:p>
             <w:r>
-              <w:t>4 concurrent worker slots via a thread pool</w:t>
+              <w:t>Up to 8 concurrent worker slots via a thread pool</w:t>
             </w:r>
           </w:p>
         </w:tc>

--- a/user_guides/individual_programs/tempo_analyzer/Tempo_Analyzer_User_Guide.docx
+++ b/user_guides/individual_programs/tempo_analyzer/Tempo_Analyzer_User_Guide.docx
@@ -16,9 +16,6 @@
         <w:jc w:val="center"/>
       </w:pPr>
       <w:r>
-        <w:rPr>
-          <w:color w:val="444444"/>
-        </w:rPr>
         <w:t>Based on the current Tempo Analyzer implementation</w:t>
       </w:r>
     </w:p>
@@ -4324,9 +4321,6 @@
     </w:tbl>
     <w:p/>
     <w:p>
-      <w:pPr>
-        <w:jc w:val="center"/>
-      </w:pPr>
       <w:r>
         <w:t>- End of User Guide -</w:t>
       </w:r>
